--- a/book/companion/es/KDP-interior-6x9.docx
+++ b/book/companion/es/KDP-interior-6x9.docx
@@ -5529,6 +5529,111 @@
           <w:i/>
         </w:rPr>
         <w:t>Una guía educativa independiente. No afiliada a La Iglesia de Jesucristo de los Santos de los Últimos Días ni respaldada por ella.</w:t>
+      </w:r>
+    </w:p>
+    <w:p>
+      <w:r>
+        <w:br w:type="page"/>
+      </w:r>
+    </w:p>
+    <w:p>
+      <w:pPr>
+        <w:pStyle w:val="ChapHead"/>
+        <w:outlineLvl w:val="1"/>
+      </w:pPr>
+      <w:r>
+        <w:t>Otros libros de Sophie E T</w:t>
+      </w:r>
+    </w:p>
+    <w:p>
+      <w:pPr>
+        <w:pStyle w:val="Body"/>
+      </w:pPr>
+      <w:r>
+        <w:t>Si estas respuestas te resultaron útiles, quizá te gusten los demás libros de la serie:</w:t>
+      </w:r>
+    </w:p>
+    <w:p>
+      <w:pPr>
+        <w:pStyle w:val="Body"/>
+      </w:pPr>
+      <w:r>
+        <w:rPr>
+          <w:b/>
+        </w:rPr>
+        <w:t>Mormones: Los Santos de los Últimos Días, Explicados</w:t>
+      </w:r>
+    </w:p>
+    <w:p>
+      <w:pPr>
+        <w:pStyle w:val="Body"/>
+      </w:pPr>
+      <w:r>
+        <w:t xml:space="preserve">La guía narrativa completa: toda la historia, desde un muchacho en una arboleda de Nueva York hasta la Iglesia global de hoy, en un solo libro claro y ecuánime. </w:t>
+      </w:r>
+      <w:r>
+        <w:rPr>
+          <w:i/>
+        </w:rPr>
+        <w:t>Disponible en Amazon.</w:t>
+      </w:r>
+    </w:p>
+    <w:p>
+      <w:pPr>
+        <w:pStyle w:val="Body"/>
+      </w:pPr>
+      <w:r>
+        <w:rPr>
+          <w:b/>
+        </w:rPr>
+        <w:t>100 Questions About Mormonism</w:t>
+      </w:r>
+    </w:p>
+    <w:p>
+      <w:pPr>
+        <w:pStyle w:val="Body"/>
+      </w:pPr>
+      <w:r>
+        <w:t xml:space="preserve">Este mismo libro de preguntas y respuestas, en inglés. </w:t>
+      </w:r>
+      <w:r>
+        <w:rPr>
+          <w:i/>
+        </w:rPr>
+        <w:t>Available on Amazon.</w:t>
+      </w:r>
+    </w:p>
+    <w:p>
+      <w:pPr>
+        <w:pStyle w:val="Body"/>
+      </w:pPr>
+      <w:r>
+        <w:rPr>
+          <w:b/>
+        </w:rPr>
+        <w:t>Mormons: The Latter-day Saints Explained</w:t>
+      </w:r>
+    </w:p>
+    <w:p>
+      <w:pPr>
+        <w:pStyle w:val="Body"/>
+      </w:pPr>
+      <w:r>
+        <w:t xml:space="preserve">La guía narrativa completa, en inglés. </w:t>
+      </w:r>
+      <w:r>
+        <w:rPr>
+          <w:i/>
+        </w:rPr>
+        <w:t>Available on Amazon.</w:t>
+      </w:r>
+    </w:p>
+    <w:p>
+      <w:pPr>
+        <w:pStyle w:val="Body"/>
+      </w:pPr>
+      <w:r>
+        <w:t>Gracias por leer, y por tu curiosidad.</w:t>
       </w:r>
     </w:p>
     <w:sectPr>

--- a/book/companion/es/KDP-interior-6x9.docx
+++ b/book/companion/es/KDP-interior-6x9.docx
@@ -215,10 +215,18 @@
     </w:p>
     <w:p>
       <w:pPr>
-        <w:pStyle w:val="PartHead"/>
-        <w:outlineLvl w:val="0"/>
-      </w:pPr>
-      <w:r>
+        <w:pStyle w:val="Heading1"/>
+        <w:keepNext/>
+        <w:spacing w:before="680" w:after="320"/>
+        <w:jc w:val="center"/>
+      </w:pPr>
+      <w:r>
+        <w:rPr>
+          <w:rFonts w:ascii="Georgia" w:hAnsi="Georgia"/>
+          <w:b/>
+          <w:color w:val="1A1A1A"/>
+          <w:sz w:val="44"/>
+        </w:rPr>
         <w:t>Cómo usar este libro</w:t>
       </w:r>
     </w:p>
@@ -371,10 +379,18 @@
     </w:p>
     <w:p>
       <w:pPr>
-        <w:pStyle w:val="ChapHead"/>
-        <w:outlineLvl w:val="1"/>
-      </w:pPr>
-      <w:r>
+        <w:pStyle w:val="Heading2"/>
+        <w:keepNext/>
+        <w:spacing w:before="560" w:after="280"/>
+        <w:jc w:val="center"/>
+      </w:pPr>
+      <w:r>
+        <w:rPr>
+          <w:rFonts w:ascii="Georgia" w:hAnsi="Georgia"/>
+          <w:b/>
+          <w:color w:val="1A1A1A"/>
+          <w:sz w:val="34"/>
+        </w:rPr>
         <w:t>Sección 1 — Lo básico: ¿quiénes son los Santos de los Últimos Días?</w:t>
       </w:r>
     </w:p>
@@ -1170,10 +1186,18 @@
     </w:p>
     <w:p>
       <w:pPr>
-        <w:pStyle w:val="ChapHead"/>
-        <w:outlineLvl w:val="1"/>
-      </w:pPr>
-      <w:r>
+        <w:pStyle w:val="Heading2"/>
+        <w:keepNext/>
+        <w:spacing w:before="560" w:after="280"/>
+        <w:jc w:val="center"/>
+      </w:pPr>
+      <w:r>
+        <w:rPr>
+          <w:rFonts w:ascii="Georgia" w:hAnsi="Georgia"/>
+          <w:b/>
+          <w:color w:val="1A1A1A"/>
+          <w:sz w:val="34"/>
+        </w:rPr>
         <w:t>Sección 2 — Creencias y doctrina</w:t>
       </w:r>
     </w:p>
@@ -1834,10 +1858,18 @@
     </w:p>
     <w:p>
       <w:pPr>
-        <w:pStyle w:val="ChapHead"/>
-        <w:outlineLvl w:val="1"/>
-      </w:pPr>
-      <w:r>
+        <w:pStyle w:val="Heading2"/>
+        <w:keepNext/>
+        <w:spacing w:before="560" w:after="280"/>
+        <w:jc w:val="center"/>
+      </w:pPr>
+      <w:r>
+        <w:rPr>
+          <w:rFonts w:ascii="Georgia" w:hAnsi="Georgia"/>
+          <w:b/>
+          <w:color w:val="1A1A1A"/>
+          <w:sz w:val="34"/>
+        </w:rPr>
         <w:t>Sección 3 — El Libro de Mormón y las Escrituras</w:t>
       </w:r>
     </w:p>
@@ -2248,10 +2280,18 @@
     </w:p>
     <w:p>
       <w:pPr>
-        <w:pStyle w:val="ChapHead"/>
-        <w:outlineLvl w:val="1"/>
-      </w:pPr>
-      <w:r>
+        <w:pStyle w:val="Heading2"/>
+        <w:keepNext/>
+        <w:spacing w:before="560" w:after="280"/>
+        <w:jc w:val="center"/>
+      </w:pPr>
+      <w:r>
+        <w:rPr>
+          <w:rFonts w:ascii="Georgia" w:hAnsi="Georgia"/>
+          <w:b/>
+          <w:color w:val="1A1A1A"/>
+          <w:sz w:val="34"/>
+        </w:rPr>
         <w:t>Sección 4 — Historia y orígenes</w:t>
       </w:r>
     </w:p>
@@ -2742,10 +2782,18 @@
     </w:p>
     <w:p>
       <w:pPr>
-        <w:pStyle w:val="ChapHead"/>
-        <w:outlineLvl w:val="1"/>
-      </w:pPr>
-      <w:r>
+        <w:pStyle w:val="Heading2"/>
+        <w:keepNext/>
+        <w:spacing w:before="560" w:after="280"/>
+        <w:jc w:val="center"/>
+      </w:pPr>
+      <w:r>
+        <w:rPr>
+          <w:rFonts w:ascii="Georgia" w:hAnsi="Georgia"/>
+          <w:b/>
+          <w:color w:val="1A1A1A"/>
+          <w:sz w:val="34"/>
+        </w:rPr>
         <w:t>Sección 5 — El culto y cómo funciona la Iglesia</w:t>
       </w:r>
     </w:p>
@@ -3156,10 +3204,18 @@
     </w:p>
     <w:p>
       <w:pPr>
-        <w:pStyle w:val="ChapHead"/>
-        <w:outlineLvl w:val="1"/>
-      </w:pPr>
-      <w:r>
+        <w:pStyle w:val="Heading2"/>
+        <w:keepNext/>
+        <w:spacing w:before="560" w:after="280"/>
+        <w:jc w:val="center"/>
+      </w:pPr>
+      <w:r>
+        <w:rPr>
+          <w:rFonts w:ascii="Georgia" w:hAnsi="Georgia"/>
+          <w:b/>
+          <w:color w:val="1A1A1A"/>
+          <w:sz w:val="34"/>
+        </w:rPr>
         <w:t>Sección 6 — Templos, gárments y ordenanzas sagradas</w:t>
       </w:r>
     </w:p>
@@ -3642,10 +3698,18 @@
     </w:p>
     <w:p>
       <w:pPr>
-        <w:pStyle w:val="ChapHead"/>
-        <w:outlineLvl w:val="1"/>
-      </w:pPr>
-      <w:r>
+        <w:pStyle w:val="Heading2"/>
+        <w:keepNext/>
+        <w:spacing w:before="560" w:after="280"/>
+        <w:jc w:val="center"/>
+      </w:pPr>
+      <w:r>
+        <w:rPr>
+          <w:rFonts w:ascii="Georgia" w:hAnsi="Georgia"/>
+          <w:b/>
+          <w:color w:val="1A1A1A"/>
+          <w:sz w:val="34"/>
+        </w:rPr>
         <w:t>Sección 7 — Reglas y vida cotidiana</w:t>
       </w:r>
     </w:p>
@@ -4148,10 +4212,18 @@
     </w:p>
     <w:p>
       <w:pPr>
-        <w:pStyle w:val="ChapHead"/>
-        <w:outlineLvl w:val="1"/>
-      </w:pPr>
-      <w:r>
+        <w:pStyle w:val="Heading2"/>
+        <w:keepNext/>
+        <w:spacing w:before="560" w:after="280"/>
+        <w:jc w:val="center"/>
+      </w:pPr>
+      <w:r>
+        <w:rPr>
+          <w:rFonts w:ascii="Georgia" w:hAnsi="Georgia"/>
+          <w:b/>
+          <w:color w:val="1A1A1A"/>
+          <w:sz w:val="34"/>
+        </w:rPr>
         <w:t>Sección 8 — Familia, mujeres y sexualidad</w:t>
       </w:r>
     </w:p>
@@ -4562,10 +4634,18 @@
     </w:p>
     <w:p>
       <w:pPr>
-        <w:pStyle w:val="ChapHead"/>
-        <w:outlineLvl w:val="1"/>
-      </w:pPr>
-      <w:r>
+        <w:pStyle w:val="Heading2"/>
+        <w:keepNext/>
+        <w:spacing w:before="560" w:after="280"/>
+        <w:jc w:val="center"/>
+      </w:pPr>
+      <w:r>
+        <w:rPr>
+          <w:rFonts w:ascii="Georgia" w:hAnsi="Georgia"/>
+          <w:b/>
+          <w:color w:val="1A1A1A"/>
+          <w:sz w:val="34"/>
+        </w:rPr>
         <w:t>Sección 9 — Misiones, dinero y la Iglesia global</w:t>
       </w:r>
     </w:p>
@@ -4976,10 +5056,18 @@
     </w:p>
     <w:p>
       <w:pPr>
-        <w:pStyle w:val="ChapHead"/>
-        <w:outlineLvl w:val="1"/>
-      </w:pPr>
-      <w:r>
+        <w:pStyle w:val="Heading2"/>
+        <w:keepNext/>
+        <w:spacing w:before="560" w:after="280"/>
+        <w:jc w:val="center"/>
+      </w:pPr>
+      <w:r>
+        <w:rPr>
+          <w:rFonts w:ascii="Georgia" w:hAnsi="Georgia"/>
+          <w:b/>
+          <w:color w:val="1A1A1A"/>
+          <w:sz w:val="34"/>
+        </w:rPr>
         <w:t>Sección 10 — Las preguntas difíciles y los temas actuales</w:t>
       </w:r>
     </w:p>
@@ -5406,10 +5494,18 @@
     </w:p>
     <w:p>
       <w:pPr>
-        <w:pStyle w:val="PartHead"/>
-        <w:outlineLvl w:val="0"/>
-      </w:pPr>
-      <w:r>
+        <w:pStyle w:val="Heading1"/>
+        <w:keepNext/>
+        <w:spacing w:before="680" w:after="320"/>
+        <w:jc w:val="center"/>
+      </w:pPr>
+      <w:r>
+        <w:rPr>
+          <w:rFonts w:ascii="Georgia" w:hAnsi="Georgia"/>
+          <w:b/>
+          <w:color w:val="1A1A1A"/>
+          <w:sz w:val="44"/>
+        </w:rPr>
         <w:t>Unas palabras finales</w:t>
       </w:r>
     </w:p>
@@ -5452,10 +5548,18 @@
     </w:p>
     <w:p>
       <w:pPr>
-        <w:pStyle w:val="ChapHead"/>
-        <w:outlineLvl w:val="1"/>
-      </w:pPr>
-      <w:r>
+        <w:pStyle w:val="Heading2"/>
+        <w:keepNext/>
+        <w:spacing w:before="560" w:after="280"/>
+        <w:jc w:val="center"/>
+      </w:pPr>
+      <w:r>
+        <w:rPr>
+          <w:rFonts w:ascii="Georgia" w:hAnsi="Georgia"/>
+          <w:b/>
+          <w:color w:val="1A1A1A"/>
+          <w:sz w:val="34"/>
+        </w:rPr>
         <w:t>Sigue explorando</w:t>
       </w:r>
     </w:p>
@@ -5483,10 +5587,18 @@
     </w:p>
     <w:p>
       <w:pPr>
-        <w:pStyle w:val="ChapHead"/>
-        <w:outlineLvl w:val="1"/>
-      </w:pPr>
-      <w:r>
+        <w:pStyle w:val="Heading2"/>
+        <w:keepNext/>
+        <w:spacing w:before="560" w:after="280"/>
+        <w:jc w:val="center"/>
+      </w:pPr>
+      <w:r>
+        <w:rPr>
+          <w:rFonts w:ascii="Georgia" w:hAnsi="Georgia"/>
+          <w:b/>
+          <w:color w:val="1A1A1A"/>
+          <w:sz w:val="34"/>
+        </w:rPr>
         <w:t>Nota sobre las fuentes</w:t>
       </w:r>
     </w:p>
@@ -5505,10 +5617,18 @@
     </w:p>
     <w:p>
       <w:pPr>
-        <w:pStyle w:val="ChapHead"/>
-        <w:outlineLvl w:val="1"/>
-      </w:pPr>
-      <w:r>
+        <w:pStyle w:val="Heading2"/>
+        <w:keepNext/>
+        <w:spacing w:before="560" w:after="280"/>
+        <w:jc w:val="center"/>
+      </w:pPr>
+      <w:r>
+        <w:rPr>
+          <w:rFonts w:ascii="Georgia" w:hAnsi="Georgia"/>
+          <w:b/>
+          <w:color w:val="1A1A1A"/>
+          <w:sz w:val="34"/>
+        </w:rPr>
         <w:t>Si este libro te ayudó</w:t>
       </w:r>
     </w:p>
@@ -5538,10 +5658,18 @@
     </w:p>
     <w:p>
       <w:pPr>
-        <w:pStyle w:val="ChapHead"/>
-        <w:outlineLvl w:val="1"/>
-      </w:pPr>
-      <w:r>
+        <w:pStyle w:val="Heading2"/>
+        <w:keepNext/>
+        <w:spacing w:before="560" w:after="280"/>
+        <w:jc w:val="center"/>
+      </w:pPr>
+      <w:r>
+        <w:rPr>
+          <w:rFonts w:ascii="Georgia" w:hAnsi="Georgia"/>
+          <w:b/>
+          <w:color w:val="1A1A1A"/>
+          <w:sz w:val="34"/>
+        </w:rPr>
         <w:t>Otros libros de Sophie E T</w:t>
       </w:r>
     </w:p>
